--- a/docs/legal/word/ピタフレ運用例_約束と違ったとき.docx
+++ b/docs/legal/word/ピタフレ運用例_約束と違ったとき.docx
@@ -30,7 +30,7 @@
           <w:sz w:val="21"/>
           <w:szCs w:val="21"/>
         </w:rPr>
-        <w:t xml:space="preserve">最終更新: 2026-08-04</w:t>
+        <w:t xml:space="preserve">最終更新: 2026-08-06</w:t>
       </w:r>
     </w:p>
     <w:p>
@@ -38,7 +38,7 @@
         <w:pBdr>
           <w:left w:val="single" w:color="B9B2A6" w:sz="12" w:space="6"/>
         </w:pBdr>
-        <w:spacing w:after="140" w:before="140" w:line="290"/>
+        <w:spacing w:after="40" w:before="140" w:line="290"/>
         <w:ind w:left="283"/>
       </w:pPr>
       <w:r>
@@ -80,6 +80,35 @@
           <w:szCs w:val="20"/>
         </w:rPr>
         <w:t xml:space="preserve">です。</w:t>
+      </w:r>
+    </w:p>
+    <w:p>
+      <w:pPr>
+        <w:pBdr>
+          <w:left w:val="single" w:color="B9B2A6" w:sz="12" w:space="6"/>
+        </w:pBdr>
+        <w:spacing w:after="140" w:before="40" w:line="290"/>
+        <w:ind w:left="283"/>
+      </w:pPr>
+      <w:r>
+        <w:rPr>
+          <w:rFonts w:ascii="Yu Mincho" w:eastAsia="Yu Mincho" w:hAnsi="Yu Mincho"/>
+          <w:b/>
+          <w:bCs/>
+          <w:color w:val="1A1A1A"/>
+          <w:sz w:val="20"/>
+          <w:szCs w:val="20"/>
+        </w:rPr>
+        <w:t xml:space="preserve">例示であって、これに限られません。</w:t>
+      </w:r>
+      <w:r>
+        <w:rPr>
+          <w:rFonts w:ascii="Yu Mincho" w:eastAsia="Yu Mincho" w:hAnsi="Yu Mincho"/>
+          <w:color w:val="1A1A1A"/>
+          <w:sz w:val="20"/>
+          <w:szCs w:val="20"/>
+        </w:rPr>
+        <w:t xml:space="preserve"> 当てはまらない場合でも、個別の事情によって判断します。</w:t>
       </w:r>
     </w:p>
     <w:p>
@@ -604,6 +633,83 @@
           </w:p>
         </w:tc>
       </w:tr>
+      <w:tr>
+        <w:trPr>
+          <w:tblHeader w:val="false"/>
+        </w:trPr>
+        <w:tc>
+          <w:tcPr>
+            <w:tcW w:type="dxa" w:w="3953"/>
+            <w:tcMar>
+              <w:top w:type="dxa" w:w="90"/>
+              <w:left w:type="dxa" w:w="120"/>
+              <w:bottom w:type="dxa" w:w="90"/>
+              <w:right w:type="dxa" w:w="120"/>
+            </w:tcMar>
+          </w:tcPr>
+          <w:p>
+            <w:pPr>
+              <w:spacing w:after="0" w:before="0" w:line="280"/>
+            </w:pPr>
+            <w:r>
+              <w:rPr>
+                <w:rFonts w:ascii="Yu Mincho" w:eastAsia="Yu Mincho" w:hAnsi="Yu Mincho"/>
+                <w:b/>
+                <w:bCs/>
+                <w:color w:val="1A1A1A"/>
+                <w:sz w:val="19"/>
+                <w:szCs w:val="19"/>
+              </w:rPr>
+              <w:t xml:space="preserve">実体</w:t>
+            </w:r>
+          </w:p>
+        </w:tc>
+        <w:tc>
+          <w:tcPr>
+            <w:tcW w:type="dxa" w:w="5458"/>
+            <w:tcMar>
+              <w:top w:type="dxa" w:w="90"/>
+              <w:left w:type="dxa" w:w="120"/>
+              <w:bottom w:type="dxa" w:w="90"/>
+              <w:right w:type="dxa" w:w="120"/>
+            </w:tcMar>
+          </w:tcPr>
+          <w:p>
+            <w:pPr>
+              <w:spacing w:after="0" w:before="0" w:line="280"/>
+            </w:pPr>
+            <w:r>
+              <w:rPr>
+                <w:rFonts w:ascii="Yu Mincho" w:eastAsia="Yu Mincho" w:hAnsi="Yu Mincho"/>
+                <w:color w:val="1A1A1A"/>
+                <w:sz w:val="19"/>
+                <w:szCs w:val="19"/>
+              </w:rPr>
+              <w:t xml:space="preserve">（約束の有無にかかわらず）</w:t>
+            </w:r>
+            <w:r>
+              <w:rPr>
+                <w:rFonts w:ascii="Yu Mincho" w:eastAsia="Yu Mincho" w:hAnsi="Yu Mincho"/>
+                <w:b/>
+                <w:bCs/>
+                <w:color w:val="1A1A1A"/>
+                <w:sz w:val="19"/>
+                <w:szCs w:val="19"/>
+              </w:rPr>
+              <w:t xml:space="preserve">一緒に遊んだと言える状態</w:t>
+            </w:r>
+            <w:r>
+              <w:rPr>
+                <w:rFonts w:ascii="Yu Mincho" w:eastAsia="Yu Mincho" w:hAnsi="Yu Mincho"/>
+                <w:color w:val="1A1A1A"/>
+                <w:sz w:val="19"/>
+                <w:szCs w:val="19"/>
+              </w:rPr>
+              <w:t xml:space="preserve">でしたか</w:t>
+            </w:r>
+          </w:p>
+        </w:tc>
+      </w:tr>
     </w:tbl>
     <w:p>
       <w:pPr>
@@ -1134,6 +1240,56 @@
           <w:szCs w:val="2"/>
         </w:rPr>
         <w:t xml:space="preserve"/>
+      </w:r>
+    </w:p>
+    <w:p>
+      <w:pPr>
+        <w:spacing w:after="60" w:before="60" w:line="300"/>
+      </w:pPr>
+      <w:r>
+        <w:rPr>
+          <w:rFonts w:ascii="Yu Mincho" w:eastAsia="Yu Mincho" w:hAnsi="Yu Mincho"/>
+          <w:b/>
+          <w:bCs/>
+          <w:color w:val="1A1A1A"/>
+          <w:sz w:val="21"/>
+          <w:szCs w:val="21"/>
+        </w:rPr>
+        <w:t xml:space="preserve">時間の不足は、原則として按分（不足分だけお返しする）です。</w:t>
+      </w:r>
+      <w:r>
+        <w:rPr>
+          <w:rFonts w:ascii="Yu Mincho" w:eastAsia="Yu Mincho" w:hAnsi="Yu Mincho"/>
+          <w:color w:val="1A1A1A"/>
+          <w:sz w:val="21"/>
+          <w:szCs w:val="21"/>
+        </w:rPr>
+        <w:t xml:space="preserve"> 全額をお返しするのは、</w:t>
+      </w:r>
+    </w:p>
+    <w:p>
+      <w:pPr>
+        <w:spacing w:after="60" w:before="60" w:line="300"/>
+      </w:pPr>
+      <w:r>
+        <w:rPr>
+          <w:rFonts w:ascii="Yu Mincho" w:eastAsia="Yu Mincho" w:hAnsi="Yu Mincho"/>
+          <w:b/>
+          <w:bCs/>
+          <w:color w:val="1A1A1A"/>
+          <w:sz w:val="21"/>
+          <w:szCs w:val="21"/>
+        </w:rPr>
+        <w:t xml:space="preserve">まったく提供されなかったとき</w:t>
+      </w:r>
+      <w:r>
+        <w:rPr>
+          <w:rFonts w:ascii="Yu Mincho" w:eastAsia="Yu Mincho" w:hAnsi="Yu Mincho"/>
+          <w:color w:val="1A1A1A"/>
+          <w:sz w:val="21"/>
+          <w:szCs w:val="21"/>
+        </w:rPr>
+        <w:t xml:space="preserve">（無断欠席・開始に至らなかったとき）に限ります。</w:t>
       </w:r>
     </w:p>
     <w:p>
@@ -1641,6 +1797,347 @@
           <w:szCs w:val="21"/>
         </w:rPr>
         <w:t xml:space="preserve"> ピタメイトの側も、募集文に書いていないことまで求められては困りますし、書いたことは守っていただく必要があります。</w:t>
+      </w:r>
+    </w:p>
+    <w:p>
+      <w:pPr>
+        <w:keepNext/>
+        <w:spacing w:after="100" w:before="240"/>
+      </w:pPr>
+      <w:r>
+        <w:rPr>
+          <w:rFonts w:ascii="Yu Gothic" w:eastAsia="Yu Gothic" w:hAnsi="Yu Gothic"/>
+          <w:b/>
+          <w:bCs/>
+          <w:color w:val="1A1A1A"/>
+          <w:sz w:val="21"/>
+          <w:szCs w:val="21"/>
+        </w:rPr>
+        <w:t xml:space="preserve">何も約束していなくても対象になるもの — 「放置」</w:t>
+      </w:r>
+    </w:p>
+    <w:p>
+      <w:pPr>
+        <w:spacing w:after="60" w:before="60" w:line="300"/>
+      </w:pPr>
+      <w:r>
+        <w:rPr>
+          <w:rFonts w:ascii="Yu Mincho" w:eastAsia="Yu Mincho" w:hAnsi="Yu Mincho"/>
+          <w:b/>
+          <w:bCs/>
+          <w:color w:val="1A1A1A"/>
+          <w:sz w:val="21"/>
+          <w:szCs w:val="21"/>
+        </w:rPr>
+        <w:t xml:space="preserve">約束の有無にかかわらず</w:t>
+      </w:r>
+      <w:r>
+        <w:rPr>
+          <w:rFonts w:ascii="Yu Mincho" w:eastAsia="Yu Mincho" w:hAnsi="Yu Mincho"/>
+          <w:color w:val="1A1A1A"/>
+          <w:sz w:val="21"/>
+          <w:szCs w:val="21"/>
+        </w:rPr>
+        <w:t xml:space="preserve">、次の場合は対象になります。</w:t>
+      </w:r>
+    </w:p>
+    <w:tbl>
+      <w:tblPr>
+        <w:tblW w:type="dxa" w:w="9411"/>
+        <w:tblBorders>
+          <w:top w:val="single" w:color="auto" w:sz="4"/>
+          <w:left w:val="single" w:color="auto" w:sz="4"/>
+          <w:bottom w:val="single" w:color="auto" w:sz="4"/>
+          <w:right w:val="single" w:color="auto" w:sz="4"/>
+          <w:insideH w:val="single" w:color="auto" w:sz="4"/>
+          <w:insideV w:val="single" w:color="auto" w:sz="4"/>
+        </w:tblBorders>
+      </w:tblPr>
+      <w:tblGrid>
+        <w:gridCol w:w="3137"/>
+        <w:gridCol w:w="3137"/>
+        <w:gridCol w:w="3137"/>
+      </w:tblGrid>
+      <w:tr>
+        <w:trPr>
+          <w:tblHeader/>
+        </w:trPr>
+        <w:tc>
+          <w:tcPr>
+            <w:tcW w:type="dxa" w:w="3137"/>
+            <w:shd w:fill="F2EFE9" w:color="auto" w:val="clear"/>
+            <w:tcMar>
+              <w:top w:type="dxa" w:w="90"/>
+              <w:left w:type="dxa" w:w="120"/>
+              <w:bottom w:type="dxa" w:w="90"/>
+              <w:right w:type="dxa" w:w="120"/>
+            </w:tcMar>
+          </w:tcPr>
+          <w:p>
+            <w:pPr>
+              <w:spacing w:after="0" w:before="0" w:line="280"/>
+            </w:pPr>
+            <w:r>
+              <w:rPr>
+                <w:rFonts w:ascii="Yu Gothic" w:eastAsia="Yu Gothic" w:hAnsi="Yu Gothic"/>
+                <w:b/>
+                <w:bCs/>
+                <w:color w:val="1A1A1A"/>
+                <w:sz w:val="19"/>
+                <w:szCs w:val="19"/>
+              </w:rPr>
+              <w:t xml:space="preserve">起きたこと</w:t>
+            </w:r>
+          </w:p>
+        </w:tc>
+        <w:tc>
+          <w:tcPr>
+            <w:tcW w:type="dxa" w:w="3137"/>
+            <w:shd w:fill="F2EFE9" w:color="auto" w:val="clear"/>
+            <w:tcMar>
+              <w:top w:type="dxa" w:w="90"/>
+              <w:left w:type="dxa" w:w="120"/>
+              <w:bottom w:type="dxa" w:w="90"/>
+              <w:right w:type="dxa" w:w="120"/>
+            </w:tcMar>
+          </w:tcPr>
+          <w:p>
+            <w:pPr>
+              <w:spacing w:after="0" w:before="0" w:line="280"/>
+            </w:pPr>
+            <w:r>
+              <w:rPr>
+                <w:rFonts w:ascii="Yu Gothic" w:eastAsia="Yu Gothic" w:hAnsi="Yu Gothic"/>
+                <w:b/>
+                <w:bCs/>
+                <w:color w:val="1A1A1A"/>
+                <w:sz w:val="19"/>
+                <w:szCs w:val="19"/>
+              </w:rPr>
+              <w:t xml:space="preserve">該当する場合</w:t>
+            </w:r>
+          </w:p>
+        </w:tc>
+        <w:tc>
+          <w:tcPr>
+            <w:tcW w:type="dxa" w:w="3137"/>
+            <w:shd w:fill="F2EFE9" w:color="auto" w:val="clear"/>
+            <w:tcMar>
+              <w:top w:type="dxa" w:w="90"/>
+              <w:left w:type="dxa" w:w="120"/>
+              <w:bottom w:type="dxa" w:w="90"/>
+              <w:right w:type="dxa" w:w="120"/>
+            </w:tcMar>
+          </w:tcPr>
+          <w:p>
+            <w:pPr>
+              <w:spacing w:after="0" w:before="0" w:line="280"/>
+            </w:pPr>
+            <w:r>
+              <w:rPr>
+                <w:rFonts w:ascii="Yu Gothic" w:eastAsia="Yu Gothic" w:hAnsi="Yu Gothic"/>
+                <w:b/>
+                <w:bCs/>
+                <w:color w:val="1A1A1A"/>
+                <w:sz w:val="19"/>
+                <w:szCs w:val="19"/>
+              </w:rPr>
+              <w:t xml:space="preserve">該当しない場合</w:t>
+            </w:r>
+          </w:p>
+        </w:tc>
+      </w:tr>
+      <w:tr>
+        <w:trPr>
+          <w:tblHeader w:val="false"/>
+        </w:trPr>
+        <w:tc>
+          <w:tcPr>
+            <w:tcW w:type="dxa" w:w="3137"/>
+            <w:tcMar>
+              <w:top w:type="dxa" w:w="90"/>
+              <w:left w:type="dxa" w:w="120"/>
+              <w:bottom w:type="dxa" w:w="90"/>
+              <w:right w:type="dxa" w:w="120"/>
+            </w:tcMar>
+          </w:tcPr>
+          <w:p>
+            <w:pPr>
+              <w:spacing w:after="0" w:before="0" w:line="280"/>
+            </w:pPr>
+            <w:r>
+              <w:rPr>
+                <w:rFonts w:ascii="Yu Mincho" w:eastAsia="Yu Mincho" w:hAnsi="Yu Mincho"/>
+                <w:b/>
+                <w:bCs/>
+                <w:color w:val="1A1A1A"/>
+                <w:sz w:val="19"/>
+                <w:szCs w:val="19"/>
+              </w:rPr>
+              <w:t xml:space="preserve">入っただけで、何もしていなかった</w:t>
+            </w:r>
+          </w:p>
+        </w:tc>
+        <w:tc>
+          <w:tcPr>
+            <w:tcW w:type="dxa" w:w="3137"/>
+            <w:tcMar>
+              <w:top w:type="dxa" w:w="90"/>
+              <w:left w:type="dxa" w:w="120"/>
+              <w:bottom w:type="dxa" w:w="90"/>
+              <w:right w:type="dxa" w:w="120"/>
+            </w:tcMar>
+          </w:tcPr>
+          <w:p>
+            <w:pPr>
+              <w:spacing w:after="0" w:before="0" w:line="280"/>
+            </w:pPr>
+            <w:r>
+              <w:rPr>
+                <w:rFonts w:ascii="Yu Mincho" w:eastAsia="Yu Mincho" w:hAnsi="Yu Mincho"/>
+                <w:color w:val="1A1A1A"/>
+                <w:sz w:val="19"/>
+                <w:szCs w:val="19"/>
+              </w:rPr>
+              <w:t xml:space="preserve">チャット・ゲーム内の合図（ピン等）・</w:t>
+            </w:r>
+            <w:r>
+              <w:rPr>
+                <w:rFonts w:ascii="Yu Mincho" w:eastAsia="Yu Mincho" w:hAnsi="Yu Mincho"/>
+                <w:b/>
+                <w:bCs/>
+                <w:color w:val="1A1A1A"/>
+                <w:sz w:val="19"/>
+                <w:szCs w:val="19"/>
+              </w:rPr>
+              <w:t xml:space="preserve">ゲーム内の操作を含めて一切の応答がなく</w:t>
+            </w:r>
+            <w:r>
+              <w:rPr>
+                <w:rFonts w:ascii="Yu Mincho" w:eastAsia="Yu Mincho" w:hAnsi="Yu Mincho"/>
+                <w:color w:val="1A1A1A"/>
+                <w:sz w:val="19"/>
+                <w:szCs w:val="19"/>
+              </w:rPr>
+              <w:t xml:space="preserve">、一緒に遊んだ実体を欠くとき</w:t>
+            </w:r>
+          </w:p>
+        </w:tc>
+        <w:tc>
+          <w:tcPr>
+            <w:tcW w:type="dxa" w:w="3137"/>
+            <w:tcMar>
+              <w:top w:type="dxa" w:w="90"/>
+              <w:left w:type="dxa" w:w="120"/>
+              <w:bottom w:type="dxa" w:w="90"/>
+              <w:right w:type="dxa" w:w="120"/>
+            </w:tcMar>
+          </w:tcPr>
+          <w:p>
+            <w:pPr>
+              <w:spacing w:after="0" w:before="0" w:line="280"/>
+            </w:pPr>
+            <w:r>
+              <w:rPr>
+                <w:rFonts w:ascii="Yu Mincho" w:eastAsia="Yu Mincho" w:hAnsi="Yu Mincho"/>
+                <w:color w:val="1A1A1A"/>
+                <w:sz w:val="19"/>
+                <w:szCs w:val="19"/>
+              </w:rPr>
+              <w:t xml:space="preserve">無言でも</w:t>
+            </w:r>
+            <w:r>
+              <w:rPr>
+                <w:rFonts w:ascii="Yu Mincho" w:eastAsia="Yu Mincho" w:hAnsi="Yu Mincho"/>
+                <w:b/>
+                <w:bCs/>
+                <w:color w:val="1A1A1A"/>
+                <w:sz w:val="19"/>
+                <w:szCs w:val="19"/>
+              </w:rPr>
+              <w:t xml:space="preserve">一緒にプレイはしていた</w:t>
+            </w:r>
+            <w:r>
+              <w:rPr>
+                <w:rFonts w:ascii="Yu Mincho" w:eastAsia="Yu Mincho" w:hAnsi="Yu Mincho"/>
+                <w:color w:val="1A1A1A"/>
+                <w:sz w:val="19"/>
+                <w:szCs w:val="19"/>
+              </w:rPr>
+              <w:t xml:space="preserve">とき（黙々と協力するのは正常な遊び方です）</w:t>
+            </w:r>
+          </w:p>
+        </w:tc>
+      </w:tr>
+    </w:tbl>
+    <w:p>
+      <w:pPr>
+        <w:spacing w:after="160"/>
+      </w:pPr>
+      <w:r>
+        <w:rPr>
+          <w:sz w:val="2"/>
+          <w:szCs w:val="2"/>
+        </w:rPr>
+        <w:t xml:space="preserve"/>
+      </w:r>
+    </w:p>
+    <w:p>
+      <w:pPr>
+        <w:pBdr>
+          <w:left w:val="single" w:color="B9B2A6" w:sz="12" w:space="6"/>
+        </w:pBdr>
+        <w:spacing w:after="40" w:before="140" w:line="290"/>
+        <w:ind w:left="283"/>
+      </w:pPr>
+      <w:r>
+        <w:rPr>
+          <w:rFonts w:ascii="Yu Mincho" w:eastAsia="Yu Mincho" w:hAnsi="Yu Mincho"/>
+          <w:b/>
+          <w:bCs/>
+          <w:color w:val="1A1A1A"/>
+          <w:sz w:val="20"/>
+          <w:szCs w:val="20"/>
+        </w:rPr>
+        <w:t xml:space="preserve">「無言だった」だけでは対象になりません。</w:t>
+      </w:r>
+      <w:r>
+        <w:rPr>
+          <w:rFonts w:ascii="Yu Mincho" w:eastAsia="Yu Mincho" w:hAnsi="Yu Mincho"/>
+          <w:color w:val="1A1A1A"/>
+          <w:sz w:val="20"/>
+          <w:szCs w:val="20"/>
+        </w:rPr>
+        <w:t xml:space="preserve"> ボイスチャットもチャットも使わず、黙々と一緒に遊ぶスタイルはごく普通にあります。ここで見ているのは</w:t>
+      </w:r>
+    </w:p>
+    <w:p>
+      <w:pPr>
+        <w:pBdr>
+          <w:left w:val="single" w:color="B9B2A6" w:sz="12" w:space="6"/>
+        </w:pBdr>
+        <w:spacing w:after="140" w:before="40" w:line="290"/>
+        <w:ind w:left="283"/>
+      </w:pPr>
+      <w:r>
+        <w:rPr>
+          <w:rFonts w:ascii="Yu Mincho" w:eastAsia="Yu Mincho" w:hAnsi="Yu Mincho"/>
+          <w:b/>
+          <w:bCs/>
+          <w:color w:val="1A1A1A"/>
+          <w:sz w:val="20"/>
+          <w:szCs w:val="20"/>
+        </w:rPr>
+        <w:t xml:space="preserve">一緒に遊んだと言える状態だったか</w:t>
+      </w:r>
+      <w:r>
+        <w:rPr>
+          <w:rFonts w:ascii="Yu Mincho" w:eastAsia="Yu Mincho" w:hAnsi="Yu Mincho"/>
+          <w:color w:val="1A1A1A"/>
+          <w:sz w:val="20"/>
+          <w:szCs w:val="20"/>
+        </w:rPr>
+        <w:t xml:space="preserve">であって、会話の量ではありません。</w:t>
       </w:r>
     </w:p>
     <w:p>
